--- a/test_output/Чек-лист проблемные_tech_card.docx
+++ b/test_output/Чек-лист проблемные_tech_card.docx
@@ -674,6 +674,7 @@
         <w:tc>
           <w:tcPr>
             <w:tcW w:type="dxa" w:w="1415"/>
+            <w:shd w:val="clear" w:color="auto" w:fill="99FF99"/>
           </w:tcPr>
           <w:p>
             <w:r>
@@ -854,6 +855,7 @@
         <w:tc>
           <w:tcPr>
             <w:tcW w:type="dxa" w:w="1415"/>
+            <w:shd w:val="clear" w:color="auto" w:fill="FFFFCC"/>
           </w:tcPr>
           <w:p>
             <w:r>
@@ -1035,6 +1037,7 @@
         <w:tc>
           <w:tcPr>
             <w:tcW w:type="dxa" w:w="1415"/>
+            <w:shd w:val="clear" w:color="auto" w:fill="99FF99"/>
           </w:tcPr>
           <w:p>
             <w:r>
@@ -1215,6 +1218,7 @@
         <w:tc>
           <w:tcPr>
             <w:tcW w:type="dxa" w:w="1415"/>
+            <w:shd w:val="clear" w:color="auto" w:fill="FFFFCC"/>
           </w:tcPr>
           <w:p>
             <w:r>
@@ -1573,6 +1577,7 @@
         <w:tc>
           <w:tcPr>
             <w:tcW w:type="dxa" w:w="1415"/>
+            <w:shd w:val="clear" w:color="auto" w:fill="99FF99"/>
           </w:tcPr>
           <w:p>
             <w:r>
@@ -1753,6 +1758,7 @@
         <w:tc>
           <w:tcPr>
             <w:tcW w:type="dxa" w:w="1415"/>
+            <w:shd w:val="clear" w:color="auto" w:fill="FFFFCC"/>
           </w:tcPr>
           <w:p>
             <w:r>
@@ -1934,6 +1940,7 @@
         <w:tc>
           <w:tcPr>
             <w:tcW w:type="dxa" w:w="1415"/>
+            <w:shd w:val="clear" w:color="auto" w:fill="99CCFF"/>
           </w:tcPr>
           <w:p>
             <w:r>
@@ -2114,6 +2121,7 @@
         <w:tc>
           <w:tcPr>
             <w:tcW w:type="dxa" w:w="1415"/>
+            <w:shd w:val="clear" w:color="auto" w:fill="FFFFCC"/>
           </w:tcPr>
           <w:p>
             <w:r>
@@ -2295,6 +2303,7 @@
         <w:tc>
           <w:tcPr>
             <w:tcW w:type="dxa" w:w="1415"/>
+            <w:shd w:val="clear" w:color="auto" w:fill="99CCFF"/>
           </w:tcPr>
           <w:p>
             <w:r>
@@ -2475,6 +2484,7 @@
         <w:tc>
           <w:tcPr>
             <w:tcW w:type="dxa" w:w="1415"/>
+            <w:shd w:val="clear" w:color="auto" w:fill="99FF99"/>
           </w:tcPr>
           <w:p>
             <w:r>
@@ -2655,6 +2665,7 @@
         <w:tc>
           <w:tcPr>
             <w:tcW w:type="dxa" w:w="1415"/>
+            <w:shd w:val="clear" w:color="auto" w:fill="99FF99"/>
           </w:tcPr>
           <w:p>
             <w:r>
@@ -2835,6 +2846,7 @@
         <w:tc>
           <w:tcPr>
             <w:tcW w:type="dxa" w:w="1415"/>
+            <w:shd w:val="clear" w:color="auto" w:fill="FFFFCC"/>
           </w:tcPr>
           <w:p>
             <w:r>
@@ -3193,6 +3205,7 @@
         <w:tc>
           <w:tcPr>
             <w:tcW w:type="dxa" w:w="1415"/>
+            <w:shd w:val="clear" w:color="auto" w:fill="99FF99"/>
           </w:tcPr>
           <w:p>
             <w:r>
@@ -3373,6 +3386,7 @@
         <w:tc>
           <w:tcPr>
             <w:tcW w:type="dxa" w:w="1415"/>
+            <w:shd w:val="clear" w:color="auto" w:fill="FFFFCC"/>
           </w:tcPr>
           <w:p>
             <w:r>
@@ -3554,6 +3568,7 @@
         <w:tc>
           <w:tcPr>
             <w:tcW w:type="dxa" w:w="1415"/>
+            <w:shd w:val="clear" w:color="auto" w:fill="99CCFF"/>
           </w:tcPr>
           <w:p>
             <w:r>
@@ -3734,6 +3749,7 @@
         <w:tc>
           <w:tcPr>
             <w:tcW w:type="dxa" w:w="1415"/>
+            <w:shd w:val="clear" w:color="auto" w:fill="FFFFCC"/>
           </w:tcPr>
           <w:p>
             <w:r>
@@ -3915,6 +3931,7 @@
         <w:tc>
           <w:tcPr>
             <w:tcW w:type="dxa" w:w="1415"/>
+            <w:shd w:val="clear" w:color="auto" w:fill="99CCFF"/>
           </w:tcPr>
           <w:p>
             <w:r>
@@ -4095,6 +4112,7 @@
         <w:tc>
           <w:tcPr>
             <w:tcW w:type="dxa" w:w="1415"/>
+            <w:shd w:val="clear" w:color="auto" w:fill="99FF99"/>
           </w:tcPr>
           <w:p>
             <w:r>
@@ -4275,6 +4293,7 @@
         <w:tc>
           <w:tcPr>
             <w:tcW w:type="dxa" w:w="1415"/>
+            <w:shd w:val="clear" w:color="auto" w:fill="99FF99"/>
           </w:tcPr>
           <w:p>
             <w:r>
@@ -4455,6 +4474,7 @@
         <w:tc>
           <w:tcPr>
             <w:tcW w:type="dxa" w:w="1415"/>
+            <w:shd w:val="clear" w:color="auto" w:fill="FFFFCC"/>
           </w:tcPr>
           <w:p>
             <w:r>
@@ -4654,6 +4674,7 @@
         <w:tc>
           <w:tcPr>
             <w:tcW w:type="dxa" w:w="1415"/>
+            <w:shd w:val="clear" w:color="auto" w:fill="99FF99"/>
           </w:tcPr>
           <w:p>
             <w:r>
@@ -4834,6 +4855,7 @@
         <w:tc>
           <w:tcPr>
             <w:tcW w:type="dxa" w:w="1415"/>
+            <w:shd w:val="clear" w:color="auto" w:fill="FFFFCC"/>
           </w:tcPr>
           <w:p>
             <w:r>
@@ -5015,6 +5037,7 @@
         <w:tc>
           <w:tcPr>
             <w:tcW w:type="dxa" w:w="1415"/>
+            <w:shd w:val="clear" w:color="auto" w:fill="99CCFF"/>
           </w:tcPr>
           <w:p>
             <w:r>
@@ -5195,6 +5218,7 @@
         <w:tc>
           <w:tcPr>
             <w:tcW w:type="dxa" w:w="1415"/>
+            <w:shd w:val="clear" w:color="auto" w:fill="FFFFCC"/>
           </w:tcPr>
           <w:p>
             <w:r>
@@ -5376,6 +5400,7 @@
         <w:tc>
           <w:tcPr>
             <w:tcW w:type="dxa" w:w="1415"/>
+            <w:shd w:val="clear" w:color="auto" w:fill="FFFFCC"/>
           </w:tcPr>
           <w:p>
             <w:r>
@@ -5557,6 +5582,7 @@
         <w:tc>
           <w:tcPr>
             <w:tcW w:type="dxa" w:w="1415"/>
+            <w:shd w:val="clear" w:color="auto" w:fill="99FF99"/>
           </w:tcPr>
           <w:p>
             <w:r>
@@ -5926,6 +5952,7 @@
         <w:tc>
           <w:tcPr>
             <w:tcW w:type="dxa" w:w="1415"/>
+            <w:shd w:val="clear" w:color="auto" w:fill="99FF99"/>
           </w:tcPr>
           <w:p>
             <w:r>
@@ -6106,6 +6133,7 @@
         <w:tc>
           <w:tcPr>
             <w:tcW w:type="dxa" w:w="1415"/>
+            <w:shd w:val="clear" w:color="auto" w:fill="FFFFCC"/>
           </w:tcPr>
           <w:p>
             <w:r>
@@ -6458,6 +6486,7 @@
         <w:tc>
           <w:tcPr>
             <w:tcW w:type="dxa" w:w="1415"/>
+            <w:shd w:val="clear" w:color="auto" w:fill="99FF99"/>
           </w:tcPr>
           <w:p>
             <w:r>
@@ -6638,6 +6667,7 @@
         <w:tc>
           <w:tcPr>
             <w:tcW w:type="dxa" w:w="1415"/>
+            <w:shd w:val="clear" w:color="auto" w:fill="FFFFCC"/>
           </w:tcPr>
           <w:p>
             <w:r>
@@ -6819,6 +6849,7 @@
         <w:tc>
           <w:tcPr>
             <w:tcW w:type="dxa" w:w="1415"/>
+            <w:shd w:val="clear" w:color="auto" w:fill="99CCFF"/>
           </w:tcPr>
           <w:p>
             <w:r>
@@ -6999,6 +7030,7 @@
         <w:tc>
           <w:tcPr>
             <w:tcW w:type="dxa" w:w="1415"/>
+            <w:shd w:val="clear" w:color="auto" w:fill="99CCFF"/>
           </w:tcPr>
           <w:p>
             <w:r>
@@ -7180,6 +7212,7 @@
         <w:tc>
           <w:tcPr>
             <w:tcW w:type="dxa" w:w="1415"/>
+            <w:shd w:val="clear" w:color="auto" w:fill="FFFFCC"/>
           </w:tcPr>
           <w:p>
             <w:r>
@@ -7892,6 +7925,7 @@
         <w:tc>
           <w:tcPr>
             <w:tcW w:type="dxa" w:w="1415"/>
+            <w:shd w:val="clear" w:color="auto" w:fill="99FF99"/>
           </w:tcPr>
           <w:p>
             <w:r>
@@ -8072,6 +8106,7 @@
         <w:tc>
           <w:tcPr>
             <w:tcW w:type="dxa" w:w="1415"/>
+            <w:shd w:val="clear" w:color="auto" w:fill="FFFFCC"/>
           </w:tcPr>
           <w:p>
             <w:r>
@@ -8631,6 +8666,7 @@
         <w:tc>
           <w:tcPr>
             <w:tcW w:type="dxa" w:w="1415"/>
+            <w:shd w:val="clear" w:color="auto" w:fill="99CCFF"/>
           </w:tcPr>
           <w:p>
             <w:r>
@@ -8811,6 +8847,7 @@
         <w:tc>
           <w:tcPr>
             <w:tcW w:type="dxa" w:w="1415"/>
+            <w:shd w:val="clear" w:color="auto" w:fill="FFFFCC"/>
           </w:tcPr>
           <w:p>
             <w:r>
@@ -8992,6 +9029,7 @@
         <w:tc>
           <w:tcPr>
             <w:tcW w:type="dxa" w:w="1415"/>
+            <w:shd w:val="clear" w:color="auto" w:fill="99CCFF"/>
           </w:tcPr>
           <w:p>
             <w:r>
@@ -9172,6 +9210,7 @@
         <w:tc>
           <w:tcPr>
             <w:tcW w:type="dxa" w:w="1415"/>
+            <w:shd w:val="clear" w:color="auto" w:fill="FFFFCC"/>
           </w:tcPr>
           <w:p>
             <w:r>
@@ -9542,6 +9581,7 @@
         <w:tc>
           <w:tcPr>
             <w:tcW w:type="dxa" w:w="1415"/>
+            <w:shd w:val="clear" w:color="auto" w:fill="FFFFCC"/>
           </w:tcPr>
           <w:p>
             <w:r>
@@ -9723,6 +9763,7 @@
         <w:tc>
           <w:tcPr>
             <w:tcW w:type="dxa" w:w="1415"/>
+            <w:shd w:val="clear" w:color="auto" w:fill="99CCFF"/>
           </w:tcPr>
           <w:p>
             <w:r>
@@ -9903,6 +9944,7 @@
         <w:tc>
           <w:tcPr>
             <w:tcW w:type="dxa" w:w="1415"/>
+            <w:shd w:val="clear" w:color="auto" w:fill="FFFFCC"/>
           </w:tcPr>
           <w:p>
             <w:r>
@@ -10084,6 +10126,7 @@
         <w:tc>
           <w:tcPr>
             <w:tcW w:type="dxa" w:w="1415"/>
+            <w:shd w:val="clear" w:color="auto" w:fill="FFFFCC"/>
           </w:tcPr>
           <w:p>
             <w:r>
@@ -10265,6 +10308,7 @@
         <w:tc>
           <w:tcPr>
             <w:tcW w:type="dxa" w:w="1415"/>
+            <w:shd w:val="clear" w:color="auto" w:fill="FFFFCC"/>
           </w:tcPr>
           <w:p>
             <w:r>
@@ -10446,6 +10490,7 @@
         <w:tc>
           <w:tcPr>
             <w:tcW w:type="dxa" w:w="1415"/>
+            <w:shd w:val="clear" w:color="auto" w:fill="99CCFF"/>
           </w:tcPr>
           <w:p>
             <w:r>
@@ -10626,6 +10671,7 @@
         <w:tc>
           <w:tcPr>
             <w:tcW w:type="dxa" w:w="1415"/>
+            <w:shd w:val="clear" w:color="auto" w:fill="FFFFCC"/>
           </w:tcPr>
           <w:p>
             <w:r>
@@ -10807,6 +10853,7 @@
         <w:tc>
           <w:tcPr>
             <w:tcW w:type="dxa" w:w="1415"/>
+            <w:shd w:val="clear" w:color="auto" w:fill="FFFFCC"/>
           </w:tcPr>
           <w:p>
             <w:r>
